--- a/qiminyaosu/ralph/生产稿_600/01_衣事/现代齐民要术_01-03-4_懒人家庭怎样用最少分类完成日常洗衣_生产稿.docx
+++ b/qiminyaosu/ralph/生产稿_600/01_衣事/现代齐民要术_01-03-4_懒人家庭怎样用最少分类完成日常洗衣_生产稿.docx
@@ -820,13 +820,7 @@
     </w:p>
     <w:p>
       <w:r>
-        <w:rPr>
-          <w:b/>
-        </w:rPr>
-        <w:t>START_FRAME：</w:t>
-      </w:r>
-      <w:r>
-        <w:t>现代中国城市家庭洗衣阳台：米白墙面、浅木储物柜、白色前开门滚筒洗衣机、灰白台面，上午左侧自然光；主体与开头相扣。</w:t>
+        <w:t>START_FRAME（首帧·五锁）：同一衣事空间近景：浅色棉质衣物/织物居中，洗衣阳台、滚筒洗衣机环境清晰，上午左侧自然光，光比柔和，构图以懒人家庭怎样用最少分类完成日常洗衣对应的冲突对象为主体。</w:t>
       </w:r>
     </w:p>
     <w:p>
@@ -864,13 +858,7 @@
     </w:p>
     <w:p>
       <w:r>
-        <w:rPr>
-          <w:b/>
-        </w:rPr>
-        <w:t>END_FRAME：</w:t>
-      </w:r>
-      <w:r>
-        <w:t>稳定停在可桥接的尾帧，作下一镜首帧。</w:t>
+        <w:t>END_FRAME（尾帧·五锁）：镜头稳定停在衣事空间的一个清晰物件/结构上（浅色棉质衣物/织物，上午左侧自然光，光比柔和），形态位置与下一镜首帧一致，作桥接帧。</w:t>
       </w:r>
     </w:p>
     <w:p>
@@ -913,7 +901,10 @@
     </w:p>
     <w:p>
       <w:r>
-        <w:t>9:16 竖屏，高级半写实 3D/2.5D 现代家庭科学动画。现代中国城市家庭洗衣阳台：米白墙面、浅木储物柜、白色前开门滚筒洗衣机、灰白台面，上午左侧自然光。0—3s 引入「懒人家庭怎样用最少分类完成日常洗衣」主视觉事件；3—7s 演示/讲解机制与操作；7—10s 收束停在尾帧。无中文文字/字幕/Logo/水印；保持同一光线与镜头空间；无伪实验/伪专家；不出现可读数字表格。</w:t>
+        <w:rPr>
+          <w:b w:val="0"/>
+        </w:rPr>
+        <w:t>9:16 竖屏，高级半写实 3D/2.5D 现代家庭科学动画。现代中国家庭洗衣阳台：米白墙面、浅木储物柜、白色前开门滚筒洗衣机、灰白台面，上午左侧自然光。本镜主题「懒人家庭怎样用最少分类完成日常洗衣」（母题变量：染料迁移与新衣首次洗涤、颜色、材质、脏污程度三种分类逻辑、毛巾/床品/外衣的负载差异、最小可执行分类系统）。0—3s：放大冲突/常见错误，前1-3秒制造留存；3—7s：用连续镜头把机制或做法讲透；7—10s：收束停在悬念、判断点。本段用分叉决策树逐层给出选择条件。本段并排 A/B/C 选项卡片，条件标注在卡片下方。动画风格借用：纤维微观 / 污渍脱落 / 水膜泡沫 / 滚筒机械运动 / 布料变形。镜头最后稳定帧直接作为下一镜首帧。。无中文文字/字幕/Logo/水印/名牌；不改变衣服/材质/产品外观颜色；不出现可读数字表格；不做伪实景/伪医生/伪检测画面。</w:t>
       </w:r>
     </w:p>
     <w:p/>
@@ -960,13 +951,7 @@
     </w:p>
     <w:p>
       <w:r>
-        <w:rPr>
-          <w:b/>
-        </w:rPr>
-        <w:t>START_FRAME：</w:t>
-      </w:r>
-      <w:r>
-        <w:t>现代中国城市家庭洗衣阳台：米白墙面、浅木储物柜、白色前开门滚筒洗衣机、灰白台面，上午左侧自然光；主体与开头相扣。</w:t>
+        <w:t>START_FRAME（首帧·五锁）：自上一镜尾帧继承：浅色棉质衣物/织物保持相同形态/材质/位置，上午左侧自然光，光比柔和，构图连续（五锁）。</w:t>
       </w:r>
     </w:p>
     <w:p>
@@ -1004,13 +989,7 @@
     </w:p>
     <w:p>
       <w:r>
-        <w:rPr>
-          <w:b/>
-        </w:rPr>
-        <w:t>END_FRAME：</w:t>
-      </w:r>
-      <w:r>
-        <w:t>稳定停在可桥接的尾帧，作下一镜首帧。</w:t>
+        <w:t>END_FRAME（尾帧·五锁）：镜头稳定停在衣事空间的一个清晰物件/结构上（浅色棉质衣物/织物，上午左侧自然光，光比柔和），形态位置与下一镜首帧一致，作桥接帧。</w:t>
       </w:r>
     </w:p>
     <w:p>
@@ -1053,7 +1032,10 @@
     </w:p>
     <w:p>
       <w:r>
-        <w:t>9:16 竖屏，高级半写实 3D/2.5D 现代家庭科学动画。现代中国城市家庭洗衣阳台：米白墙面、浅木储物柜、白色前开门滚筒洗衣机、灰白台面，上午左侧自然光。0—3s 引入「懒人家庭怎样用最少分类完成日常洗衣」主视觉事件；3—7s 演示/讲解机制与操作；7—10s 收束停在尾帧。无中文文字/字幕/Logo/水印；保持同一光线与镜头空间；无伪实验/伪专家；不出现可读数字表格。</w:t>
+        <w:rPr>
+          <w:b w:val="0"/>
+        </w:rPr>
+        <w:t>9:16 竖屏，高级半写实 3D/2.5D 现代家庭科学动画。现代中国家庭洗衣阳台：米白墙面、浅木储物柜、白色前开门滚筒洗衣机、灰白台面，上午左侧自然光。本镜主题「懒人家庭怎样用最少分类完成日常洗衣」（母题变量：染料迁移与新衣首次洗涤、颜色、材质、脏污程度三种分类逻辑、毛巾/床品/外衣的负载差异、最小可执行分类系统）。0—3s：从日常画面进入微观/剖面/透视；3—7s：用粒子、流动、结构示意表现机制；7—10s：从示意回到现实并落点。本段用分叉决策树逐层给出选择条件。本段并排 A/B/C 选项卡片，条件标注在卡片下方。动画风格借用：纤维微观 / 污渍脱落 / 水膜泡沫 / 滚筒机械运动 / 布料变形。镜头最后稳定帧直接作为下一镜首帧。。无中文文字/字幕/Logo/水印/名牌；不改变衣服/材质/产品外观颜色；不出现可读数字表格；不做伪实景/伪医生/伪检测画面。</w:t>
       </w:r>
     </w:p>
     <w:p/>
@@ -1100,13 +1082,7 @@
     </w:p>
     <w:p>
       <w:r>
-        <w:rPr>
-          <w:b/>
-        </w:rPr>
-        <w:t>START_FRAME：</w:t>
-      </w:r>
-      <w:r>
-        <w:t>现代中国城市家庭洗衣阳台：米白墙面、浅木储物柜、白色前开门滚筒洗衣机、灰白台面，上午左侧自然光；主体与开头相扣。</w:t>
+        <w:t>START_FRAME（首帧·五锁）：自上一镜尾帧继承：浅色棉质衣物/织物保持相同形态/材质/位置，上午左侧自然光，光比柔和，构图连续（五锁）。</w:t>
       </w:r>
     </w:p>
     <w:p>
@@ -1144,13 +1120,7 @@
     </w:p>
     <w:p>
       <w:r>
-        <w:rPr>
-          <w:b/>
-        </w:rPr>
-        <w:t>END_FRAME：</w:t>
-      </w:r>
-      <w:r>
-        <w:t>稳定停在可桥接的尾帧，作下一镜首帧。</w:t>
+        <w:t>END_FRAME（尾帧·五锁）：镜头稳定停在衣事空间的一个清晰物件/结构上（浅色棉质衣物/织物，上午左侧自然光，光比柔和），形态位置与下一镜首帧一致，作桥接帧。</w:t>
       </w:r>
     </w:p>
     <w:p>
@@ -1193,7 +1163,10 @@
     </w:p>
     <w:p>
       <w:r>
-        <w:t>9:16 竖屏，高级半写实 3D/2.5D 现代家庭科学动画。现代中国城市家庭洗衣阳台：米白墙面、浅木储物柜、白色前开门滚筒洗衣机、灰白台面，上午左侧自然光。0—3s 引入「懒人家庭怎样用最少分类完成日常洗衣」主视觉事件；3—7s 演示/讲解机制与操作；7—10s 收束停在尾帧。无中文文字/字幕/Logo/水印；保持同一光线与镜头空间；无伪实验/伪专家；不出现可读数字表格。</w:t>
+        <w:rPr>
+          <w:b w:val="0"/>
+        </w:rPr>
+        <w:t>9:16 竖屏，高级半写实 3D/2.5D 现代家庭科学动画。现代中国家庭洗衣阳台：米白墙面、浅木储物柜、白色前开门滚筒洗衣机、灰白台面，上午左侧自然光。本镜主题「懒人家庭怎样用最少分类完成日常洗衣」（母题变量：染料迁移与新衣首次洗涤、颜色、材质、脏污程度三种分类逻辑、毛巾/床品/外衣的负载差异、最小可执行分类系统）。0—3s：固定出错对象，给出步骤起点；3—7s：镜头跟随手或物件依序完成动作；7—10s：停在正确完成的结果。本段用分叉决策树逐层给出选择条件。本段并排 A/B/C 选项卡片，条件标注在卡片下方。动画风格借用：纤维微观 / 污渍脱落 / 水膜泡沫 / 滚筒机械运动 / 布料变形。镜头最后稳定帧直接作为下一镜首帧。。无中文文字/字幕/Logo/水印/名牌；不改变衣服/材质/产品外观颜色；不出现可读数字表格；不做伪实景/伪医生/伪检测画面。</w:t>
       </w:r>
     </w:p>
     <w:p/>
@@ -1240,13 +1213,7 @@
     </w:p>
     <w:p>
       <w:r>
-        <w:rPr>
-          <w:b/>
-        </w:rPr>
-        <w:t>START_FRAME：</w:t>
-      </w:r>
-      <w:r>
-        <w:t>现代中国城市家庭洗衣阳台：米白墙面、浅木储物柜、白色前开门滚筒洗衣机、灰白台面，上午左侧自然光；主体与开头相扣。</w:t>
+        <w:t>START_FRAME（首帧·五锁）：自上一镜尾帧继承：浅色棉质衣物/织物保持相同形态/材质/位置，上午左侧自然光，光比柔和，构图连续（五锁）。</w:t>
       </w:r>
     </w:p>
     <w:p>
@@ -1284,13 +1251,7 @@
     </w:p>
     <w:p>
       <w:r>
-        <w:rPr>
-          <w:b/>
-        </w:rPr>
-        <w:t>END_FRAME：</w:t>
-      </w:r>
-      <w:r>
-        <w:t>稳定停在可桥接的尾帧，作下一镜首帧。</w:t>
+        <w:t>END_FRAME（尾帧·五锁）：镜头稳定停在衣事空间完成态（浅色棉质衣物/织物，上午左侧自然光，光比柔和），画面右下留出供后期放品牌/片尾。</w:t>
       </w:r>
     </w:p>
     <w:p>
@@ -1333,7 +1294,10 @@
     </w:p>
     <w:p>
       <w:r>
-        <w:t>9:16 竖屏，高级半写实 3D/2.5D 现代家庭科学动画。现代中国城市家庭洗衣阳台：米白墙面、浅木储物柜、白色前开门滚筒洗衣机、灰白台面，上午左侧自然光。0—3s 引入「懒人家庭怎样用最少分类完成日常洗衣」主视觉事件；3—7s 演示/讲解机制与操作；7—10s 收束停在尾帧。无中文文字/字幕/Logo/水印；保持同一光线与镜头空间；无伪实验/伪专家；不出现可读数字表格。</w:t>
+        <w:rPr>
+          <w:b w:val="0"/>
+        </w:rPr>
+        <w:t>9:16 竖屏，高级半写实 3D/2.5D 现代家庭科学动画。现代中国家庭洗衣阳台：米白墙面、浅木储物柜、白色前开门滚筒洗衣机、灰白台面，上午左侧自然光。本镜主题「懒人家庭怎样用最少分类完成日常洗衣」（母题变量：染料迁移与新衣首次洗涤、颜色、材质、脏污程度三种分类逻辑、毛巾/床品/外衣的负载差异、最小可执行分类系统）。0—3s：并排摆出A/B/C或清单项；3—7s：按决策条件逐项扫选项；7—10s：停在选定结果或勾完的清单。本段用分叉决策树逐层给出选择条件。本段并排 A/B/C 选项卡片，条件标注在卡片下方。动画风格借用：纤维微观 / 污渍脱落 / 水膜泡沫 / 滚筒机械运动 / 布料变形。末尾稳定停帧，右下留出供后期加品牌/片尾。。无中文文字/字幕/Logo/水印/名牌；不改变衣服/材质/产品外观颜色；不出现可读数字表格；不做伪实景/伪医生/伪检测画面。</w:t>
       </w:r>
     </w:p>
     <w:p/>
